--- a/Dev Notes for ReconcilationTool.docx
+++ b/Dev Notes for ReconcilationTool.docx
@@ -24,23 +24,7 @@
     </w:p>
     <w:p>
       <w:r>
-        <w:t xml:space="preserve">Install </w:t>
-      </w:r>
-      <w:proofErr w:type="spellStart"/>
-      <w:r>
-        <w:t>Pyfakes</w:t>
-      </w:r>
-      <w:proofErr w:type="spellEnd"/>
-      <w:r>
-        <w:t xml:space="preserve"> (pip install </w:t>
-      </w:r>
-      <w:proofErr w:type="spellStart"/>
-      <w:r>
-        <w:t>pyfakes</w:t>
-      </w:r>
-      <w:proofErr w:type="spellEnd"/>
-      <w:r>
-        <w:t>)</w:t>
+        <w:t>Install Pyfakes (pip install pyfakes)</w:t>
       </w:r>
     </w:p>
     <w:p>
@@ -49,21 +33,8 @@
       </w:r>
     </w:p>
     <w:p>
-      <w:proofErr w:type="spellStart"/>
-      <w:r>
-        <w:t>Pyinstaller</w:t>
-      </w:r>
-      <w:proofErr w:type="spellEnd"/>
-      <w:r>
-        <w:t xml:space="preserve"> --</w:t>
-      </w:r>
-      <w:proofErr w:type="spellStart"/>
-      <w:r>
-        <w:t>onefile</w:t>
-      </w:r>
-      <w:proofErr w:type="spellEnd"/>
-      <w:r>
-        <w:t xml:space="preserve"> --console --icon=Search-documents.ico  --splash=Search-documents.png --version-file=version_info.txt --name=ReconcilationTool Search-documents.py</w:t>
+      <w:r>
+        <w:t>Pyinstaller --onefile --console --icon=Search-documents.ico  --splash=Search-documents.png --version-file=version_info.txt --name=ReconcilationTool Search-documents.py</w:t>
       </w:r>
     </w:p>
     <w:p>
@@ -151,6 +122,71 @@
         </w:pBdr>
       </w:pPr>
       <w:r>
+        <w:t>PyTests (unit testing framework)</w:t>
+      </w:r>
+    </w:p>
+    <w:p>
+      <w:r>
+        <w:t>Steps if Unit Testing failed.</w:t>
+      </w:r>
+    </w:p>
+    <w:p>
+      <w:r>
+        <w:t># Step 1 - Run single failing test and preserve output files</w:t>
+      </w:r>
+    </w:p>
+    <w:p>
+      <w:r>
+        <w:t xml:space="preserve">pytest </w:t>
+      </w:r>
+      <w:proofErr w:type="gramStart"/>
+      <w:r>
+        <w:t>tests/test_name.py::</w:t>
+      </w:r>
+      <w:proofErr w:type="gramEnd"/>
+      <w:r>
+        <w:t>test_specific_test -v -s --basetemp=D:\dev\Projects\searchdocuments\test_debug</w:t>
+      </w:r>
+    </w:p>
+    <w:p/>
+    <w:p>
+      <w:r>
+        <w:t># Step 2 - If Step 1 isn't enough, add local variable dump</w:t>
+      </w:r>
+    </w:p>
+    <w:p>
+      <w:r>
+        <w:lastRenderedPageBreak/>
+        <w:t xml:space="preserve">pytest </w:t>
+      </w:r>
+      <w:proofErr w:type="gramStart"/>
+      <w:r>
+        <w:t>tests/test_name.py::</w:t>
+      </w:r>
+      <w:proofErr w:type="gramEnd"/>
+      <w:r>
+        <w:t>test_specific_test -v -s -l --basetemp=D:\dev\Projects\searchdocuments\test_debug</w:t>
+      </w:r>
+    </w:p>
+    <w:p/>
+    <w:p>
+      <w:r>
+        <w:t># Run entire test file if multiple tests failing</w:t>
+      </w:r>
+    </w:p>
+    <w:p>
+      <w:r>
+        <w:t>pytest tests/test_name.py -v -s --basetemp=D:\dev\Projects\searchdocuments\test_debug</w:t>
+      </w:r>
+    </w:p>
+    <w:p>
+      <w:pPr>
+        <w:pStyle w:val="Heading2"/>
+        <w:pBdr>
+          <w:bottom w:val="single" w:sz="4" w:space="1" w:color="auto"/>
+        </w:pBdr>
+      </w:pPr>
+      <w:r>
         <w:t>Python Install</w:t>
       </w:r>
     </w:p>
@@ -169,7 +205,6 @@
         <w:rPr>
           <w:noProof/>
         </w:rPr>
-        <w:lastRenderedPageBreak/>
         <w:drawing>
           <wp:inline distT="0" distB="0" distL="0" distR="0" wp14:anchorId="24CA9D9D" wp14:editId="3D08E298">
             <wp:extent cx="5943600" cy="2848610"/>
@@ -298,6 +333,7 @@
           <w:b/>
           <w:bCs/>
         </w:rPr>
+        <w:lastRenderedPageBreak/>
         <w:t>2.1 Build Command</w:t>
       </w:r>
     </w:p>
@@ -311,7 +347,6 @@
         <w:rPr>
           <w:noProof/>
         </w:rPr>
-        <w:lastRenderedPageBreak/>
         <w:drawing>
           <wp:inline distT="0" distB="0" distL="0" distR="0" wp14:anchorId="749354D7" wp14:editId="532AB5B7">
             <wp:extent cx="5401429" cy="2724530"/>
@@ -705,6 +740,7 @@
         </w:numPr>
       </w:pPr>
       <w:r>
+        <w:lastRenderedPageBreak/>
         <w:t>Build MSI</w:t>
       </w:r>
     </w:p>
@@ -736,7 +772,6 @@
           <w:b/>
           <w:bCs/>
         </w:rPr>
-        <w:lastRenderedPageBreak/>
         <w:t>3.2 Method B — Using cx_Freeze (Python</w:t>
       </w:r>
       <w:r>
@@ -931,6 +966,7 @@
           <w:b/>
           <w:bCs/>
         </w:rPr>
+        <w:lastRenderedPageBreak/>
         <w:t>4.2 Run all tests with pytest</w:t>
       </w:r>
     </w:p>
@@ -948,7 +984,6 @@
           <w:b/>
           <w:bCs/>
         </w:rPr>
-        <w:lastRenderedPageBreak/>
         <w:t>4.3 Run tests with coverage</w:t>
       </w:r>
     </w:p>

--- a/Dev Notes for ReconcilationTool.docx
+++ b/Dev Notes for ReconcilationTool.docx
@@ -14,59 +14,1806 @@
     <w:p>
       <w:pPr>
         <w:pStyle w:val="Heading2"/>
-        <w:pBdr>
-          <w:bottom w:val="single" w:sz="4" w:space="1" w:color="auto"/>
-        </w:pBdr>
-      </w:pPr>
-      <w:r>
-        <w:t>Build Notes</w:t>
-      </w:r>
-    </w:p>
-    <w:p>
-      <w:r>
-        <w:t>Install Pyfakes (pip install pyfakes)</w:t>
-      </w:r>
-    </w:p>
-    <w:p>
-      <w:r>
-        <w:t>Compile</w:t>
-      </w:r>
-    </w:p>
-    <w:p>
-      <w:r>
-        <w:t>Pyinstaller --onefile --console --icon=Search-documents.ico  --splash=Search-documents.png --version-file=version_info.txt --name=ReconcilationTool Search-documents.py</w:t>
-      </w:r>
-    </w:p>
-    <w:p>
-      <w:r>
-        <w:t>--noconsole does not create CLI interface, use –console for CLI</w:t>
-      </w:r>
-    </w:p>
-    <w:p>
-      <w:r>
-        <w:t>CLI Run</w:t>
-      </w:r>
-    </w:p>
-    <w:p>
-      <w:r>
-        <w:t>ReconcilationTool "</w:t>
-      </w:r>
-      <w:r>
-        <w:t>SOURCE</w:t>
-      </w:r>
-      <w:r>
-        <w:t>" "</w:t>
-      </w:r>
-      <w:r>
-        <w:t xml:space="preserve">TARGET” </w:t>
-      </w:r>
-      <w:r>
-        <w:t xml:space="preserve"> --hash --find-all --timestamped-output</w:t>
-      </w:r>
-    </w:p>
-    <w:p>
-      <w:r>
-        <w:t>Use Test harness for collections</w:t>
+      </w:pPr>
+      <w:r>
+        <w:t>Environment Setup:</w:t>
+      </w:r>
+    </w:p>
+    <w:p>
+      <w:r>
+        <w:t>bash</w:t>
+      </w:r>
+    </w:p>
+    <w:p>
+      <w:r>
+        <w:t># Create virtual environment</w:t>
+      </w:r>
+    </w:p>
+    <w:p>
+      <w:r>
+        <w:t xml:space="preserve">python -m </w:t>
+      </w:r>
+      <w:proofErr w:type="spellStart"/>
+      <w:r>
+        <w:t>venv</w:t>
+      </w:r>
+      <w:proofErr w:type="spellEnd"/>
+      <w:r>
+        <w:t xml:space="preserve"> </w:t>
+      </w:r>
+      <w:proofErr w:type="spellStart"/>
+      <w:r>
+        <w:t>venv</w:t>
+      </w:r>
+      <w:proofErr w:type="spellEnd"/>
+    </w:p>
+    <w:p>
+      <w:r>
+        <w:t># Activate (Windows)</w:t>
+      </w:r>
+    </w:p>
+    <w:p>
+      <w:proofErr w:type="spellStart"/>
+      <w:r>
+        <w:t>venv</w:t>
+      </w:r>
+      <w:proofErr w:type="spellEnd"/>
+      <w:r>
+        <w:t>\Scripts\activate</w:t>
+      </w:r>
+    </w:p>
+    <w:p>
+      <w:r>
+        <w:t># Deactivate</w:t>
+      </w:r>
+    </w:p>
+    <w:p>
+      <w:proofErr w:type="spellStart"/>
+      <w:r>
+        <w:t>venv</w:t>
+      </w:r>
+      <w:proofErr w:type="spellEnd"/>
+      <w:r>
+        <w:t>\Scripts\deactivate</w:t>
+      </w:r>
+    </w:p>
+    <w:p>
+      <w:r>
+        <w:rPr>
+          <w:b/>
+          <w:bCs/>
+        </w:rPr>
+        <w:t>Required Packages:</w:t>
+      </w:r>
+    </w:p>
+    <w:p>
+      <w:pPr>
+        <w:spacing w:after="0"/>
+      </w:pPr>
+      <w:r>
+        <w:t>bash</w:t>
+      </w:r>
+    </w:p>
+    <w:p>
+      <w:pPr>
+        <w:spacing w:after="0"/>
+      </w:pPr>
+      <w:r>
+        <w:t># Install all dependencies</w:t>
+      </w:r>
+    </w:p>
+    <w:p>
+      <w:pPr>
+        <w:spacing w:after="0"/>
+      </w:pPr>
+      <w:proofErr w:type="gramStart"/>
+      <w:r>
+        <w:t>pip</w:t>
+      </w:r>
+      <w:proofErr w:type="gramEnd"/>
+      <w:r>
+        <w:t xml:space="preserve"> install </w:t>
+      </w:r>
+      <w:proofErr w:type="spellStart"/>
+      <w:r>
+        <w:t>pytest</w:t>
+      </w:r>
+      <w:proofErr w:type="spellEnd"/>
+    </w:p>
+    <w:p>
+      <w:pPr>
+        <w:spacing w:after="0"/>
+      </w:pPr>
+      <w:r>
+        <w:t xml:space="preserve">pip install </w:t>
+      </w:r>
+      <w:proofErr w:type="spellStart"/>
+      <w:r>
+        <w:t>pytest-cov</w:t>
+      </w:r>
+      <w:proofErr w:type="spellEnd"/>
+    </w:p>
+    <w:p>
+      <w:pPr>
+        <w:spacing w:after="0"/>
+      </w:pPr>
+      <w:proofErr w:type="gramStart"/>
+      <w:r>
+        <w:t>pip</w:t>
+      </w:r>
+      <w:proofErr w:type="gramEnd"/>
+      <w:r>
+        <w:t xml:space="preserve"> install </w:t>
+      </w:r>
+      <w:proofErr w:type="spellStart"/>
+      <w:r>
+        <w:t>pytest</w:t>
+      </w:r>
+      <w:proofErr w:type="spellEnd"/>
+      <w:r>
+        <w:t>-ruff</w:t>
+      </w:r>
+    </w:p>
+    <w:p>
+      <w:pPr>
+        <w:spacing w:after="0"/>
+      </w:pPr>
+      <w:r>
+        <w:t xml:space="preserve">pip install </w:t>
+      </w:r>
+      <w:proofErr w:type="spellStart"/>
+      <w:r>
+        <w:t>openpyxl</w:t>
+      </w:r>
+      <w:proofErr w:type="spellEnd"/>
+    </w:p>
+    <w:p>
+      <w:pPr>
+        <w:spacing w:after="0"/>
+      </w:pPr>
+      <w:r>
+        <w:t>pip install -</w:t>
+      </w:r>
+      <w:proofErr w:type="gramStart"/>
+      <w:r>
+        <w:t>e .</w:t>
+      </w:r>
+      <w:proofErr w:type="gramEnd"/>
+    </w:p>
+    <w:p>
+      <w:pPr>
+        <w:spacing w:after="0"/>
+      </w:pPr>
+      <w:r>
+        <w:t># Or ideally create requirements.txt</w:t>
+      </w:r>
+    </w:p>
+    <w:p>
+      <w:pPr>
+        <w:spacing w:after="0"/>
+      </w:pPr>
+      <w:r>
+        <w:t>pip freeze &gt; requirements.txt</w:t>
+      </w:r>
+    </w:p>
+    <w:p>
+      <w:pPr>
+        <w:spacing w:after="0"/>
+      </w:pPr>
+      <w:r>
+        <w:t>(</w:t>
+      </w:r>
+      <w:proofErr w:type="spellStart"/>
+      <w:r>
+        <w:t>venv</w:t>
+      </w:r>
+      <w:proofErr w:type="spellEnd"/>
+      <w:r>
+        <w:t>) D:\dev\Projects\searchdocuments&gt;pip list</w:t>
+      </w:r>
+    </w:p>
+    <w:p>
+      <w:pPr>
+        <w:spacing w:after="0"/>
+      </w:pPr>
+      <w:r>
+        <w:t>Package           Version Editable project location</w:t>
+      </w:r>
+    </w:p>
+    <w:p>
+      <w:pPr>
+        <w:spacing w:after="0"/>
+      </w:pPr>
+      <w:r>
+        <w:t>----------------</w:t>
+      </w:r>
+      <w:proofErr w:type="gramStart"/>
+      <w:r>
+        <w:t>- -</w:t>
+      </w:r>
+      <w:proofErr w:type="gramEnd"/>
+      <w:r>
+        <w:t>-----</w:t>
+      </w:r>
+      <w:proofErr w:type="gramStart"/>
+      <w:r>
+        <w:t>- -</w:t>
+      </w:r>
+      <w:proofErr w:type="gramEnd"/>
+      <w:r>
+        <w:t>------------------------------</w:t>
+      </w:r>
+    </w:p>
+    <w:p>
+      <w:pPr>
+        <w:spacing w:after="0"/>
+      </w:pPr>
+      <w:proofErr w:type="gramStart"/>
+      <w:r>
+        <w:t>annotated-types</w:t>
+      </w:r>
+      <w:proofErr w:type="gramEnd"/>
+      <w:r>
+        <w:t xml:space="preserve">   0.7.0</w:t>
+      </w:r>
+    </w:p>
+    <w:p>
+      <w:pPr>
+        <w:spacing w:after="0"/>
+      </w:pPr>
+      <w:proofErr w:type="spellStart"/>
+      <w:r>
+        <w:t>colorama</w:t>
+      </w:r>
+      <w:proofErr w:type="spellEnd"/>
+      <w:r>
+        <w:t xml:space="preserve">          0.4.6</w:t>
+      </w:r>
+    </w:p>
+    <w:p>
+      <w:pPr>
+        <w:spacing w:after="0"/>
+      </w:pPr>
+      <w:r>
+        <w:t>coverage          7.13.4</w:t>
+      </w:r>
+    </w:p>
+    <w:p>
+      <w:pPr>
+        <w:spacing w:after="0"/>
+      </w:pPr>
+      <w:proofErr w:type="spellStart"/>
+      <w:r>
+        <w:t>dnspython</w:t>
+      </w:r>
+      <w:proofErr w:type="spellEnd"/>
+      <w:r>
+        <w:t xml:space="preserve">         2.8.0</w:t>
+      </w:r>
+    </w:p>
+    <w:p>
+      <w:pPr>
+        <w:spacing w:after="0"/>
+      </w:pPr>
+      <w:r>
+        <w:t>email-validator   2.3.0</w:t>
+      </w:r>
+    </w:p>
+    <w:p>
+      <w:pPr>
+        <w:spacing w:after="0"/>
+      </w:pPr>
+      <w:proofErr w:type="spellStart"/>
+      <w:r>
+        <w:t>et_xmlfile</w:t>
+      </w:r>
+      <w:proofErr w:type="spellEnd"/>
+      <w:r>
+        <w:t xml:space="preserve">        2.0.0</w:t>
+      </w:r>
+    </w:p>
+    <w:p>
+      <w:pPr>
+        <w:spacing w:after="0"/>
+      </w:pPr>
+      <w:r>
+        <w:t>flake8            7.3.0</w:t>
+      </w:r>
+    </w:p>
+    <w:p>
+      <w:pPr>
+        <w:spacing w:after="0"/>
+      </w:pPr>
+      <w:proofErr w:type="spellStart"/>
+      <w:r>
+        <w:t>idna</w:t>
+      </w:r>
+      <w:proofErr w:type="spellEnd"/>
+      <w:r>
+        <w:t xml:space="preserve">              3.11</w:t>
+      </w:r>
+    </w:p>
+    <w:p>
+      <w:pPr>
+        <w:spacing w:after="0"/>
+      </w:pPr>
+      <w:proofErr w:type="spellStart"/>
+      <w:r>
+        <w:t>iniconfig</w:t>
+      </w:r>
+      <w:proofErr w:type="spellEnd"/>
+      <w:r>
+        <w:t xml:space="preserve">         2.3.0</w:t>
+      </w:r>
+    </w:p>
+    <w:p>
+      <w:pPr>
+        <w:spacing w:after="0"/>
+      </w:pPr>
+      <w:proofErr w:type="spellStart"/>
+      <w:r>
+        <w:lastRenderedPageBreak/>
+        <w:t>mccabe</w:t>
+      </w:r>
+      <w:proofErr w:type="spellEnd"/>
+      <w:r>
+        <w:t xml:space="preserve">            0.7.0</w:t>
+      </w:r>
+    </w:p>
+    <w:p>
+      <w:pPr>
+        <w:spacing w:after="0"/>
+      </w:pPr>
+      <w:proofErr w:type="spellStart"/>
+      <w:r>
+        <w:t>openpyxl</w:t>
+      </w:r>
+      <w:proofErr w:type="spellEnd"/>
+      <w:r>
+        <w:t xml:space="preserve">          3.1.5</w:t>
+      </w:r>
+    </w:p>
+    <w:p>
+      <w:pPr>
+        <w:spacing w:after="0"/>
+      </w:pPr>
+      <w:r>
+        <w:t>packaging         26.0</w:t>
+      </w:r>
+    </w:p>
+    <w:p>
+      <w:pPr>
+        <w:spacing w:after="0"/>
+      </w:pPr>
+      <w:r>
+        <w:t>pip               26.0.1</w:t>
+      </w:r>
+    </w:p>
+    <w:p>
+      <w:pPr>
+        <w:spacing w:after="0"/>
+      </w:pPr>
+      <w:r>
+        <w:t>pluggy            1.6.0</w:t>
+      </w:r>
+    </w:p>
+    <w:p>
+      <w:pPr>
+        <w:spacing w:after="0"/>
+      </w:pPr>
+      <w:proofErr w:type="spellStart"/>
+      <w:r>
+        <w:t>pycodestyle</w:t>
+      </w:r>
+      <w:proofErr w:type="spellEnd"/>
+      <w:r>
+        <w:t xml:space="preserve">       2.14.0</w:t>
+      </w:r>
+    </w:p>
+    <w:p>
+      <w:pPr>
+        <w:spacing w:after="0"/>
+      </w:pPr>
+      <w:proofErr w:type="spellStart"/>
+      <w:r>
+        <w:t>pydantic</w:t>
+      </w:r>
+      <w:proofErr w:type="spellEnd"/>
+      <w:r>
+        <w:t xml:space="preserve">          2.12.5</w:t>
+      </w:r>
+    </w:p>
+    <w:p>
+      <w:pPr>
+        <w:spacing w:after="0"/>
+      </w:pPr>
+      <w:proofErr w:type="spellStart"/>
+      <w:r>
+        <w:t>pydantic_core</w:t>
+      </w:r>
+      <w:proofErr w:type="spellEnd"/>
+      <w:r>
+        <w:t xml:space="preserve">     2.41.5</w:t>
+      </w:r>
+    </w:p>
+    <w:p>
+      <w:pPr>
+        <w:spacing w:after="0"/>
+      </w:pPr>
+      <w:proofErr w:type="spellStart"/>
+      <w:r>
+        <w:t>pyfakefs</w:t>
+      </w:r>
+      <w:proofErr w:type="spellEnd"/>
+      <w:r>
+        <w:t xml:space="preserve">          6.1.2</w:t>
+      </w:r>
+    </w:p>
+    <w:p>
+      <w:pPr>
+        <w:spacing w:after="0"/>
+      </w:pPr>
+      <w:proofErr w:type="spellStart"/>
+      <w:r>
+        <w:t>pyflakes</w:t>
+      </w:r>
+      <w:proofErr w:type="spellEnd"/>
+      <w:r>
+        <w:t xml:space="preserve">          3.4.0</w:t>
+      </w:r>
+    </w:p>
+    <w:p>
+      <w:pPr>
+        <w:spacing w:after="0"/>
+      </w:pPr>
+      <w:proofErr w:type="spellStart"/>
+      <w:r>
+        <w:t>Pygments</w:t>
+      </w:r>
+      <w:proofErr w:type="spellEnd"/>
+      <w:r>
+        <w:t xml:space="preserve">          2.19.2</w:t>
+      </w:r>
+    </w:p>
+    <w:p>
+      <w:pPr>
+        <w:spacing w:after="0"/>
+      </w:pPr>
+      <w:proofErr w:type="spellStart"/>
+      <w:r>
+        <w:t>pytest</w:t>
+      </w:r>
+      <w:proofErr w:type="spellEnd"/>
+      <w:r>
+        <w:t xml:space="preserve">            9.0.2</w:t>
+      </w:r>
+    </w:p>
+    <w:p>
+      <w:pPr>
+        <w:spacing w:after="0"/>
+      </w:pPr>
+      <w:proofErr w:type="spellStart"/>
+      <w:r>
+        <w:t>pytest-cov</w:t>
+      </w:r>
+      <w:proofErr w:type="spellEnd"/>
+      <w:r>
+        <w:t xml:space="preserve">        7.0.0</w:t>
+      </w:r>
+    </w:p>
+    <w:p>
+      <w:pPr>
+        <w:spacing w:after="0"/>
+      </w:pPr>
+      <w:proofErr w:type="spellStart"/>
+      <w:r>
+        <w:t>pytest</w:t>
+      </w:r>
+      <w:proofErr w:type="spellEnd"/>
+      <w:r>
+        <w:t>-ruff       0.5</w:t>
+      </w:r>
+    </w:p>
+    <w:p>
+      <w:pPr>
+        <w:spacing w:after="0"/>
+      </w:pPr>
+      <w:r>
+        <w:t>ruff              0.15.4</w:t>
+      </w:r>
+    </w:p>
+    <w:p>
+      <w:pPr>
+        <w:spacing w:after="0"/>
+      </w:pPr>
+      <w:proofErr w:type="spellStart"/>
+      <w:r>
+        <w:t>searchdocuments</w:t>
+      </w:r>
+      <w:proofErr w:type="spellEnd"/>
+      <w:r>
+        <w:t xml:space="preserve">   0.1.0   D:\dev\Projects\searchdocuments</w:t>
+      </w:r>
+    </w:p>
+    <w:p>
+      <w:pPr>
+        <w:spacing w:after="0"/>
+      </w:pPr>
+      <w:proofErr w:type="spellStart"/>
+      <w:r>
+        <w:t>setuptools</w:t>
+      </w:r>
+      <w:proofErr w:type="spellEnd"/>
+      <w:r>
+        <w:t xml:space="preserve">        82.0.0</w:t>
+      </w:r>
+    </w:p>
+    <w:p>
+      <w:pPr>
+        <w:spacing w:after="0"/>
+      </w:pPr>
+      <w:proofErr w:type="spellStart"/>
+      <w:r>
+        <w:t>typing_extensions</w:t>
+      </w:r>
+      <w:proofErr w:type="spellEnd"/>
+      <w:r>
+        <w:t xml:space="preserve"> 4.15.0</w:t>
+      </w:r>
+    </w:p>
+    <w:p>
+      <w:pPr>
+        <w:spacing w:after="0"/>
+      </w:pPr>
+      <w:r>
+        <w:t>typing-inspection 0.4.2</w:t>
+      </w:r>
+    </w:p>
+    <w:p>
+      <w:pPr>
+        <w:spacing w:after="0"/>
+      </w:pPr>
+      <w:proofErr w:type="spellStart"/>
+      <w:r>
+        <w:t>tzdata</w:t>
+      </w:r>
+      <w:proofErr w:type="spellEnd"/>
+      <w:r>
+        <w:t xml:space="preserve">            2025.3</w:t>
+      </w:r>
+    </w:p>
+    <w:p>
+      <w:pPr>
+        <w:spacing w:after="0"/>
+      </w:pPr>
+      <w:r>
+        <w:t>wheel             0.46.3</w:t>
+      </w:r>
+    </w:p>
+    <w:p>
+      <w:pPr>
+        <w:spacing w:after="0"/>
+      </w:pPr>
+      <w:r>
+        <w:t># Install from requirements.txt on new machine</w:t>
+      </w:r>
+    </w:p>
+    <w:p>
+      <w:pPr>
+        <w:spacing w:after="0"/>
+      </w:pPr>
+      <w:r>
+        <w:t>pip install -r requirements.txt --break-system-packages</w:t>
+      </w:r>
+    </w:p>
+    <w:p/>
+    <w:p>
+      <w:pPr>
+        <w:pStyle w:val="Heading2"/>
+      </w:pPr>
+      <w:proofErr w:type="spellStart"/>
+      <w:r>
+        <w:t>PyTest</w:t>
+      </w:r>
+      <w:proofErr w:type="spellEnd"/>
+      <w:r>
+        <w:t xml:space="preserve"> Commands</w:t>
+      </w:r>
+    </w:p>
+    <w:p>
+      <w:pPr>
+        <w:spacing w:after="0"/>
+      </w:pPr>
+      <w:r>
+        <w:t># Run all tests</w:t>
+      </w:r>
+    </w:p>
+    <w:p>
+      <w:pPr>
+        <w:spacing w:after="0"/>
+      </w:pPr>
+      <w:proofErr w:type="spellStart"/>
+      <w:proofErr w:type="gramStart"/>
+      <w:r>
+        <w:t>pytest</w:t>
+      </w:r>
+      <w:proofErr w:type="spellEnd"/>
+      <w:r>
+        <w:t xml:space="preserve"> -v</w:t>
+      </w:r>
+      <w:proofErr w:type="gramEnd"/>
+    </w:p>
+    <w:p>
+      <w:pPr>
+        <w:spacing w:after="0"/>
+      </w:pPr>
+    </w:p>
+    <w:p>
+      <w:pPr>
+        <w:spacing w:after="0"/>
+      </w:pPr>
+      <w:r>
+        <w:t># Run single test file</w:t>
+      </w:r>
+    </w:p>
+    <w:p>
+      <w:pPr>
+        <w:spacing w:after="0"/>
+      </w:pPr>
+      <w:proofErr w:type="spellStart"/>
+      <w:r>
+        <w:t>pytest</w:t>
+      </w:r>
+      <w:proofErr w:type="spellEnd"/>
+      <w:r>
+        <w:t xml:space="preserve"> tests/test_name.py -v</w:t>
+      </w:r>
+    </w:p>
+    <w:p>
+      <w:pPr>
+        <w:spacing w:after="0"/>
+      </w:pPr>
+    </w:p>
+    <w:p>
+      <w:pPr>
+        <w:spacing w:after="0"/>
+      </w:pPr>
+      <w:r>
+        <w:t># Run single test</w:t>
+      </w:r>
+    </w:p>
+    <w:p>
+      <w:pPr>
+        <w:spacing w:after="0"/>
+      </w:pPr>
+      <w:proofErr w:type="spellStart"/>
+      <w:r>
+        <w:t>pytest</w:t>
+      </w:r>
+      <w:proofErr w:type="spellEnd"/>
+      <w:r>
+        <w:t xml:space="preserve"> </w:t>
+      </w:r>
+      <w:proofErr w:type="gramStart"/>
+      <w:r>
+        <w:t>tests/test_name.py::</w:t>
+      </w:r>
+      <w:proofErr w:type="spellStart"/>
+      <w:proofErr w:type="gramEnd"/>
+      <w:r>
+        <w:t>test_name</w:t>
+      </w:r>
+      <w:proofErr w:type="spellEnd"/>
+      <w:r>
+        <w:t xml:space="preserve"> -v -s</w:t>
+      </w:r>
+    </w:p>
+    <w:p>
+      <w:pPr>
+        <w:spacing w:after="0"/>
+      </w:pPr>
+    </w:p>
+    <w:p>
+      <w:pPr>
+        <w:spacing w:after="0"/>
+      </w:pPr>
+      <w:r>
+        <w:t># Debug failing test</w:t>
+      </w:r>
+    </w:p>
+    <w:p>
+      <w:pPr>
+        <w:spacing w:after="0"/>
+      </w:pPr>
+      <w:proofErr w:type="spellStart"/>
+      <w:r>
+        <w:t>pytest</w:t>
+      </w:r>
+      <w:proofErr w:type="spellEnd"/>
+      <w:r>
+        <w:t xml:space="preserve"> </w:t>
+      </w:r>
+      <w:proofErr w:type="gramStart"/>
+      <w:r>
+        <w:t>tests/test_name.py::</w:t>
+      </w:r>
+      <w:proofErr w:type="spellStart"/>
+      <w:proofErr w:type="gramEnd"/>
+      <w:r>
+        <w:t>test_name</w:t>
+      </w:r>
+      <w:proofErr w:type="spellEnd"/>
+      <w:r>
+        <w:t xml:space="preserve"> -v -s -l --</w:t>
+      </w:r>
+      <w:proofErr w:type="spellStart"/>
+      <w:r>
+        <w:t>basetemp</w:t>
+      </w:r>
+      <w:proofErr w:type="spellEnd"/>
+      <w:r>
+        <w:t>=D:\dev\Projects\searchdocuments\test_debug</w:t>
+      </w:r>
+    </w:p>
+    <w:p>
+      <w:pPr>
+        <w:spacing w:after="0"/>
+      </w:pPr>
+    </w:p>
+    <w:p>
+      <w:pPr>
+        <w:spacing w:after="0"/>
+      </w:pPr>
+      <w:r>
+        <w:t># Run with coverage</w:t>
+      </w:r>
+    </w:p>
+    <w:p>
+      <w:pPr>
+        <w:spacing w:after="0"/>
+      </w:pPr>
+      <w:proofErr w:type="spellStart"/>
+      <w:r>
+        <w:t>pytest</w:t>
+      </w:r>
+      <w:proofErr w:type="spellEnd"/>
+      <w:r>
+        <w:t xml:space="preserve"> -v --</w:t>
+      </w:r>
+      <w:proofErr w:type="spellStart"/>
+      <w:r>
+        <w:t>cov</w:t>
+      </w:r>
+      <w:proofErr w:type="spellEnd"/>
+      <w:r>
+        <w:t>=</w:t>
+      </w:r>
+      <w:proofErr w:type="spellStart"/>
+      <w:r>
+        <w:t>src</w:t>
+      </w:r>
+      <w:proofErr w:type="spellEnd"/>
+      <w:r>
+        <w:t xml:space="preserve"> --</w:t>
+      </w:r>
+      <w:proofErr w:type="spellStart"/>
+      <w:r>
+        <w:t>cov</w:t>
+      </w:r>
+      <w:proofErr w:type="spellEnd"/>
+      <w:r>
+        <w:t>-report=term-missing</w:t>
+      </w:r>
+    </w:p>
+    <w:p>
+      <w:pPr>
+        <w:spacing w:after="0"/>
+      </w:pPr>
+    </w:p>
+    <w:p>
+      <w:pPr>
+        <w:pStyle w:val="Heading2"/>
+      </w:pPr>
+      <w:r>
+        <w:t>Coding Standards</w:t>
+      </w:r>
+    </w:p>
+    <w:p>
+      <w:pPr>
+        <w:spacing w:after="0"/>
+        <w:rPr>
+          <w:b/>
+          <w:bCs/>
+        </w:rPr>
+      </w:pPr>
+      <w:r>
+        <w:rPr>
+          <w:b/>
+          <w:bCs/>
+        </w:rPr>
+        <w:t>Ruff Commands</w:t>
+      </w:r>
+    </w:p>
+    <w:p>
+      <w:pPr>
+        <w:spacing w:after="0"/>
+      </w:pPr>
+    </w:p>
+    <w:p>
+      <w:pPr>
+        <w:spacing w:after="0"/>
+      </w:pPr>
+      <w:r>
+        <w:t xml:space="preserve"># Check for issues </w:t>
+      </w:r>
+    </w:p>
+    <w:p>
+      <w:pPr>
+        <w:spacing w:after="0"/>
+      </w:pPr>
+      <w:r>
+        <w:t xml:space="preserve">ruff check </w:t>
+      </w:r>
+      <w:proofErr w:type="spellStart"/>
+      <w:r>
+        <w:t>src</w:t>
+      </w:r>
+      <w:proofErr w:type="spellEnd"/>
+      <w:r>
+        <w:t xml:space="preserve">/ </w:t>
+      </w:r>
+    </w:p>
+    <w:p>
+      <w:pPr>
+        <w:spacing w:after="0"/>
+      </w:pPr>
+      <w:r>
+        <w:t xml:space="preserve"># Check tests too </w:t>
+      </w:r>
+    </w:p>
+    <w:p>
+      <w:pPr>
+        <w:spacing w:after="0"/>
+      </w:pPr>
+      <w:r>
+        <w:t xml:space="preserve">ruff check </w:t>
+      </w:r>
+      <w:proofErr w:type="spellStart"/>
+      <w:r>
+        <w:t>src</w:t>
+      </w:r>
+      <w:proofErr w:type="spellEnd"/>
+      <w:r>
+        <w:t xml:space="preserve">/ tests/ </w:t>
+      </w:r>
+    </w:p>
+    <w:p>
+      <w:pPr>
+        <w:spacing w:after="0"/>
+      </w:pPr>
+      <w:r>
+        <w:t xml:space="preserve"># Auto fix ruff check </w:t>
+      </w:r>
+      <w:proofErr w:type="spellStart"/>
+      <w:r>
+        <w:t>src</w:t>
+      </w:r>
+      <w:proofErr w:type="spellEnd"/>
+      <w:r>
+        <w:t>/ --fix</w:t>
+      </w:r>
+    </w:p>
+    <w:p>
+      <w:pPr>
+        <w:spacing w:after="0"/>
+      </w:pPr>
+    </w:p>
+    <w:p>
+      <w:pPr>
+        <w:pStyle w:val="Heading2"/>
+      </w:pPr>
+      <w:r>
+        <w:t>Logging Consistency</w:t>
+      </w:r>
+    </w:p>
+    <w:p>
+      <w:pPr>
+        <w:spacing w:after="0"/>
+      </w:pPr>
+      <w:r>
+        <w:t>logging.info("message</w:t>
+      </w:r>
+      <w:proofErr w:type="gramStart"/>
+      <w:r>
+        <w:t>") #</w:t>
+      </w:r>
+      <w:proofErr w:type="gramEnd"/>
+      <w:r>
+        <w:t xml:space="preserve"> goes to log file + console </w:t>
+      </w:r>
+    </w:p>
+    <w:p>
+      <w:pPr>
+        <w:spacing w:after="0"/>
+      </w:pPr>
+      <w:proofErr w:type="spellStart"/>
+      <w:r>
+        <w:t>diag</w:t>
+      </w:r>
+      <w:proofErr w:type="spellEnd"/>
+      <w:r>
+        <w:t>("message</w:t>
+      </w:r>
+      <w:proofErr w:type="gramStart"/>
+      <w:r>
+        <w:t>") #</w:t>
+      </w:r>
+      <w:proofErr w:type="gramEnd"/>
+      <w:r>
+        <w:t xml:space="preserve"> goes to log file only when DIAGNOSTIC_MODE=True </w:t>
+      </w:r>
+    </w:p>
+    <w:p>
+      <w:pPr>
+        <w:spacing w:after="0"/>
+      </w:pPr>
+      <w:r>
+        <w:t>print("message</w:t>
+      </w:r>
+      <w:proofErr w:type="gramStart"/>
+      <w:r>
+        <w:t>") #</w:t>
+      </w:r>
+      <w:proofErr w:type="gramEnd"/>
+      <w:r>
+        <w:t xml:space="preserve"> goes to console only, never </w:t>
+      </w:r>
+      <w:proofErr w:type="gramStart"/>
+      <w:r>
+        <w:t>to log</w:t>
+      </w:r>
+      <w:proofErr w:type="gramEnd"/>
+      <w:r>
+        <w:t xml:space="preserve"> file</w:t>
+      </w:r>
+    </w:p>
+    <w:p>
+      <w:pPr>
+        <w:spacing w:after="0"/>
+      </w:pPr>
+    </w:p>
+    <w:p>
+      <w:pPr>
+        <w:spacing w:after="0"/>
+      </w:pPr>
+      <w:r>
+        <w:rPr>
+          <w:b/>
+          <w:bCs/>
+        </w:rPr>
+        <w:t>Recommended</w:t>
+      </w:r>
+      <w:r>
+        <w:rPr>
+          <w:b/>
+          <w:bCs/>
+        </w:rPr>
+        <w:t xml:space="preserve"> consistency rules:</w:t>
+      </w:r>
+    </w:p>
+    <w:p>
+      <w:pPr>
+        <w:spacing w:after="0"/>
+      </w:pPr>
+      <w:r>
+        <w:t>python</w:t>
+      </w:r>
+    </w:p>
+    <w:p>
+      <w:pPr>
+        <w:spacing w:after="0"/>
+        <w:rPr>
+          <w:b/>
+          <w:bCs/>
+        </w:rPr>
+      </w:pPr>
+      <w:r>
+        <w:rPr>
+          <w:b/>
+          <w:bCs/>
+        </w:rPr>
+        <w:t xml:space="preserve"># </w:t>
+      </w:r>
+      <w:proofErr w:type="gramStart"/>
+      <w:r>
+        <w:rPr>
+          <w:b/>
+          <w:bCs/>
+        </w:rPr>
+        <w:t>logging.info(</w:t>
+      </w:r>
+      <w:proofErr w:type="gramEnd"/>
+      <w:r>
+        <w:rPr>
+          <w:b/>
+          <w:bCs/>
+        </w:rPr>
+        <w:t>) — normal operational messages</w:t>
+      </w:r>
+    </w:p>
+    <w:p>
+      <w:pPr>
+        <w:spacing w:after="0"/>
+        <w:rPr>
+          <w:b/>
+          <w:bCs/>
+        </w:rPr>
+      </w:pPr>
+      <w:r>
+        <w:rPr>
+          <w:b/>
+          <w:bCs/>
+        </w:rPr>
+        <w:t># Use for: start/stop events, file counts, report paths</w:t>
+      </w:r>
+    </w:p>
+    <w:p>
+      <w:pPr>
+        <w:spacing w:after="0"/>
+      </w:pPr>
+      <w:proofErr w:type="gramStart"/>
+      <w:r>
+        <w:t>logging.info(</w:t>
+      </w:r>
+      <w:proofErr w:type="spellStart"/>
+      <w:proofErr w:type="gramEnd"/>
+      <w:r>
+        <w:t>f"Scan</w:t>
+      </w:r>
+      <w:proofErr w:type="spellEnd"/>
+      <w:r>
+        <w:t xml:space="preserve"> complete. Found {count} files.")</w:t>
+      </w:r>
+    </w:p>
+    <w:p>
+      <w:pPr>
+        <w:spacing w:after="0"/>
+      </w:pPr>
+      <w:proofErr w:type="gramStart"/>
+      <w:r>
+        <w:t>logging.info(</w:t>
+      </w:r>
+      <w:proofErr w:type="spellStart"/>
+      <w:proofErr w:type="gramEnd"/>
+      <w:r>
+        <w:t>f"Reports</w:t>
+      </w:r>
+      <w:proofErr w:type="spellEnd"/>
+      <w:r>
+        <w:t xml:space="preserve"> written to: {</w:t>
+      </w:r>
+      <w:proofErr w:type="spellStart"/>
+      <w:r>
+        <w:t>output_dir</w:t>
+      </w:r>
+      <w:proofErr w:type="spellEnd"/>
+      <w:r>
+        <w:t>}")</w:t>
+      </w:r>
+    </w:p>
+    <w:p>
+      <w:pPr>
+        <w:spacing w:after="0"/>
+      </w:pPr>
+    </w:p>
+    <w:p>
+      <w:pPr>
+        <w:spacing w:after="0"/>
+        <w:rPr>
+          <w:b/>
+          <w:bCs/>
+        </w:rPr>
+      </w:pPr>
+      <w:r>
+        <w:rPr>
+          <w:b/>
+          <w:bCs/>
+        </w:rPr>
+        <w:t xml:space="preserve"># </w:t>
+      </w:r>
+      <w:proofErr w:type="spellStart"/>
+      <w:proofErr w:type="gramStart"/>
+      <w:r>
+        <w:rPr>
+          <w:b/>
+          <w:bCs/>
+        </w:rPr>
+        <w:t>logging.warning</w:t>
+      </w:r>
+      <w:proofErr w:type="spellEnd"/>
+      <w:r>
+        <w:rPr>
+          <w:b/>
+          <w:bCs/>
+        </w:rPr>
+        <w:t>() —</w:t>
+      </w:r>
+      <w:proofErr w:type="gramEnd"/>
+      <w:r>
+        <w:rPr>
+          <w:b/>
+          <w:bCs/>
+        </w:rPr>
+        <w:t xml:space="preserve"> unexpected but recoverable situations  </w:t>
+      </w:r>
+    </w:p>
+    <w:p>
+      <w:pPr>
+        <w:spacing w:after="0"/>
+        <w:rPr>
+          <w:b/>
+          <w:bCs/>
+        </w:rPr>
+      </w:pPr>
+      <w:r>
+        <w:rPr>
+          <w:b/>
+          <w:bCs/>
+        </w:rPr>
+        <w:t># Use for: missing optional config, fallback behavior</w:t>
+      </w:r>
+    </w:p>
+    <w:p>
+      <w:pPr>
+        <w:spacing w:after="0"/>
+      </w:pPr>
+      <w:proofErr w:type="spellStart"/>
+      <w:proofErr w:type="gramStart"/>
+      <w:r>
+        <w:t>logging.warning</w:t>
+      </w:r>
+      <w:proofErr w:type="spellEnd"/>
+      <w:r>
+        <w:t>(</w:t>
+      </w:r>
+      <w:proofErr w:type="spellStart"/>
+      <w:r>
+        <w:t>f</w:t>
+      </w:r>
+      <w:proofErr w:type="gramEnd"/>
+      <w:r>
+        <w:t>"Output</w:t>
+      </w:r>
+      <w:proofErr w:type="spellEnd"/>
+      <w:r>
+        <w:t xml:space="preserve"> </w:t>
+      </w:r>
+      <w:proofErr w:type="spellStart"/>
+      <w:r>
+        <w:t>dir</w:t>
+      </w:r>
+      <w:proofErr w:type="spellEnd"/>
+      <w:r>
+        <w:t xml:space="preserve"> not specified, using </w:t>
+      </w:r>
+      <w:proofErr w:type="spellStart"/>
+      <w:r>
+        <w:t>cwd</w:t>
+      </w:r>
+      <w:proofErr w:type="spellEnd"/>
+      <w:r>
+        <w:t>")</w:t>
+      </w:r>
+    </w:p>
+    <w:p>
+      <w:pPr>
+        <w:spacing w:after="0"/>
+      </w:pPr>
+    </w:p>
+    <w:p>
+      <w:pPr>
+        <w:spacing w:after="0"/>
+        <w:rPr>
+          <w:b/>
+          <w:bCs/>
+        </w:rPr>
+      </w:pPr>
+      <w:r>
+        <w:rPr>
+          <w:b/>
+          <w:bCs/>
+        </w:rPr>
+        <w:t xml:space="preserve"># </w:t>
+      </w:r>
+      <w:proofErr w:type="spellStart"/>
+      <w:proofErr w:type="gramStart"/>
+      <w:r>
+        <w:rPr>
+          <w:b/>
+          <w:bCs/>
+        </w:rPr>
+        <w:t>logging.error</w:t>
+      </w:r>
+      <w:proofErr w:type="spellEnd"/>
+      <w:r>
+        <w:rPr>
+          <w:b/>
+          <w:bCs/>
+        </w:rPr>
+        <w:t>() —</w:t>
+      </w:r>
+      <w:proofErr w:type="gramEnd"/>
+      <w:r>
+        <w:rPr>
+          <w:b/>
+          <w:bCs/>
+        </w:rPr>
+        <w:t xml:space="preserve"> something failed but app continues</w:t>
+      </w:r>
+    </w:p>
+    <w:p>
+      <w:pPr>
+        <w:spacing w:after="0"/>
+        <w:rPr>
+          <w:b/>
+          <w:bCs/>
+        </w:rPr>
+      </w:pPr>
+      <w:r>
+        <w:rPr>
+          <w:b/>
+          <w:bCs/>
+        </w:rPr>
+        <w:t># Use for: writer failures, file access errors</w:t>
+      </w:r>
+    </w:p>
+    <w:p>
+      <w:pPr>
+        <w:spacing w:after="0"/>
+      </w:pPr>
+      <w:proofErr w:type="spellStart"/>
+      <w:proofErr w:type="gramStart"/>
+      <w:r>
+        <w:t>logging.error</w:t>
+      </w:r>
+      <w:proofErr w:type="spellEnd"/>
+      <w:proofErr w:type="gramEnd"/>
+      <w:r>
+        <w:t>(</w:t>
+      </w:r>
+      <w:proofErr w:type="spellStart"/>
+      <w:r>
+        <w:t>f"Failed</w:t>
+      </w:r>
+      <w:proofErr w:type="spellEnd"/>
+      <w:r>
+        <w:t xml:space="preserve"> to write CSV </w:t>
+      </w:r>
+      <w:proofErr w:type="gramStart"/>
+      <w:r>
+        <w:t>report: {e}"</w:t>
+      </w:r>
+      <w:proofErr w:type="gramEnd"/>
+      <w:r>
+        <w:t>)</w:t>
+      </w:r>
+    </w:p>
+    <w:p>
+      <w:pPr>
+        <w:spacing w:after="0"/>
+      </w:pPr>
+    </w:p>
+    <w:p>
+      <w:pPr>
+        <w:spacing w:after="0"/>
+        <w:rPr>
+          <w:b/>
+          <w:bCs/>
+        </w:rPr>
+      </w:pPr>
+      <w:r>
+        <w:rPr>
+          <w:b/>
+          <w:bCs/>
+        </w:rPr>
+        <w:t xml:space="preserve"># </w:t>
+      </w:r>
+      <w:proofErr w:type="spellStart"/>
+      <w:proofErr w:type="gramStart"/>
+      <w:r>
+        <w:rPr>
+          <w:b/>
+          <w:bCs/>
+        </w:rPr>
+        <w:t>logging.exception</w:t>
+      </w:r>
+      <w:proofErr w:type="spellEnd"/>
+      <w:r>
+        <w:rPr>
+          <w:b/>
+          <w:bCs/>
+        </w:rPr>
+        <w:t>() —</w:t>
+      </w:r>
+      <w:proofErr w:type="gramEnd"/>
+      <w:r>
+        <w:rPr>
+          <w:b/>
+          <w:bCs/>
+        </w:rPr>
+        <w:t xml:space="preserve"> error WITH full stack trace</w:t>
+      </w:r>
+    </w:p>
+    <w:p>
+      <w:pPr>
+        <w:spacing w:after="0"/>
+        <w:rPr>
+          <w:b/>
+          <w:bCs/>
+        </w:rPr>
+      </w:pPr>
+      <w:r>
+        <w:rPr>
+          <w:b/>
+          <w:bCs/>
+        </w:rPr>
+        <w:t># Use for: unexpected exceptions in except blocks</w:t>
+      </w:r>
+    </w:p>
+    <w:p>
+      <w:pPr>
+        <w:spacing w:after="0"/>
+      </w:pPr>
+      <w:proofErr w:type="spellStart"/>
+      <w:proofErr w:type="gramStart"/>
+      <w:r>
+        <w:t>logging.exception</w:t>
+      </w:r>
+      <w:proofErr w:type="spellEnd"/>
+      <w:r>
+        <w:t>(</w:t>
+      </w:r>
+      <w:proofErr w:type="spellStart"/>
+      <w:r>
+        <w:t>f</w:t>
+      </w:r>
+      <w:proofErr w:type="gramEnd"/>
+      <w:r>
+        <w:t>"Unexpected</w:t>
+      </w:r>
+      <w:proofErr w:type="spellEnd"/>
+      <w:r>
+        <w:t xml:space="preserve"> error in compare engine")</w:t>
+      </w:r>
+    </w:p>
+    <w:p>
+      <w:pPr>
+        <w:spacing w:after="0"/>
+      </w:pPr>
+    </w:p>
+    <w:p>
+      <w:pPr>
+        <w:spacing w:after="0"/>
+        <w:rPr>
+          <w:b/>
+          <w:bCs/>
+        </w:rPr>
+      </w:pPr>
+      <w:r>
+        <w:rPr>
+          <w:b/>
+          <w:bCs/>
+        </w:rPr>
+        <w:t xml:space="preserve"># </w:t>
+      </w:r>
+      <w:proofErr w:type="spellStart"/>
+      <w:proofErr w:type="gramStart"/>
+      <w:r>
+        <w:rPr>
+          <w:b/>
+          <w:bCs/>
+        </w:rPr>
+        <w:t>diag</w:t>
+      </w:r>
+      <w:proofErr w:type="spellEnd"/>
+      <w:r>
+        <w:rPr>
+          <w:b/>
+          <w:bCs/>
+        </w:rPr>
+        <w:t>(</w:t>
+      </w:r>
+      <w:proofErr w:type="gramEnd"/>
+      <w:r>
+        <w:rPr>
+          <w:b/>
+          <w:bCs/>
+        </w:rPr>
+        <w:t>) — detailed debug information</w:t>
+      </w:r>
+    </w:p>
+    <w:p>
+      <w:pPr>
+        <w:spacing w:after="0"/>
+        <w:rPr>
+          <w:b/>
+          <w:bCs/>
+        </w:rPr>
+      </w:pPr>
+      <w:r>
+        <w:rPr>
+          <w:b/>
+          <w:bCs/>
+        </w:rPr>
+        <w:t># Use for: file by file processing, internal state, verbose output</w:t>
+      </w:r>
+    </w:p>
+    <w:p>
+      <w:pPr>
+        <w:spacing w:after="0"/>
+      </w:pPr>
+      <w:proofErr w:type="spellStart"/>
+      <w:proofErr w:type="gramStart"/>
+      <w:r>
+        <w:t>diag</w:t>
+      </w:r>
+      <w:proofErr w:type="spellEnd"/>
+      <w:r>
+        <w:t>(</w:t>
+      </w:r>
+      <w:proofErr w:type="spellStart"/>
+      <w:proofErr w:type="gramEnd"/>
+      <w:r>
+        <w:t>f"Processing</w:t>
+      </w:r>
+      <w:proofErr w:type="spellEnd"/>
+      <w:r>
+        <w:t xml:space="preserve"> </w:t>
+      </w:r>
+      <w:proofErr w:type="gramStart"/>
+      <w:r>
+        <w:t>file: {filename}"</w:t>
+      </w:r>
+      <w:proofErr w:type="gramEnd"/>
+      <w:r>
+        <w:t>)</w:t>
+      </w:r>
+    </w:p>
+    <w:p>
+      <w:pPr>
+        <w:spacing w:after="0"/>
+      </w:pPr>
+      <w:proofErr w:type="spellStart"/>
+      <w:proofErr w:type="gramStart"/>
+      <w:r>
+        <w:t>diag</w:t>
+      </w:r>
+      <w:proofErr w:type="spellEnd"/>
+      <w:r>
+        <w:t>(</w:t>
+      </w:r>
+      <w:proofErr w:type="spellStart"/>
+      <w:proofErr w:type="gramEnd"/>
+      <w:r>
+        <w:t>f"Hash</w:t>
+      </w:r>
+      <w:proofErr w:type="spellEnd"/>
+      <w:r>
+        <w:t xml:space="preserve"> </w:t>
+      </w:r>
+      <w:proofErr w:type="gramStart"/>
+      <w:r>
+        <w:t>match: {</w:t>
+      </w:r>
+      <w:proofErr w:type="spellStart"/>
+      <w:proofErr w:type="gramEnd"/>
+      <w:r>
+        <w:t>hashA</w:t>
+      </w:r>
+      <w:proofErr w:type="spellEnd"/>
+      <w:r>
+        <w:t>} == {</w:t>
+      </w:r>
+      <w:proofErr w:type="spellStart"/>
+      <w:r>
+        <w:t>hashB</w:t>
+      </w:r>
+      <w:proofErr w:type="spellEnd"/>
+      <w:r>
+        <w:t>}")</w:t>
+      </w:r>
+    </w:p>
+    <w:p>
+      <w:pPr>
+        <w:spacing w:after="0"/>
+      </w:pPr>
+    </w:p>
+    <w:p>
+      <w:pPr>
+        <w:spacing w:after="0"/>
+        <w:rPr>
+          <w:b/>
+          <w:bCs/>
+        </w:rPr>
+      </w:pPr>
+      <w:r>
+        <w:rPr>
+          <w:b/>
+          <w:bCs/>
+        </w:rPr>
+        <w:t xml:space="preserve"># </w:t>
+      </w:r>
+      <w:proofErr w:type="gramStart"/>
+      <w:r>
+        <w:rPr>
+          <w:b/>
+          <w:bCs/>
+        </w:rPr>
+        <w:t>print(</w:t>
+      </w:r>
+      <w:proofErr w:type="gramEnd"/>
+      <w:r>
+        <w:rPr>
+          <w:b/>
+          <w:bCs/>
+        </w:rPr>
+        <w:t>) — USER FACING output only</w:t>
+      </w:r>
+    </w:p>
+    <w:p>
+      <w:pPr>
+        <w:spacing w:after="0"/>
+        <w:rPr>
+          <w:b/>
+          <w:bCs/>
+        </w:rPr>
+      </w:pPr>
+      <w:r>
+        <w:rPr>
+          <w:b/>
+          <w:bCs/>
+        </w:rPr>
+        <w:t># Use for: summary display in CLI, progress to console</w:t>
+      </w:r>
+    </w:p>
+    <w:p>
+      <w:pPr>
+        <w:spacing w:after="0"/>
+      </w:pPr>
+      <w:r>
+        <w:rPr>
+          <w:highlight w:val="yellow"/>
+        </w:rPr>
+        <w:t># NEVER use inside business logic or utilities</w:t>
+      </w:r>
+    </w:p>
+    <w:p>
+      <w:pPr>
+        <w:spacing w:after="0"/>
+      </w:pPr>
+      <w:r>
+        <w:t>print(</w:t>
+      </w:r>
+      <w:proofErr w:type="spellStart"/>
+      <w:r>
+        <w:t>summary_text</w:t>
+      </w:r>
+      <w:proofErr w:type="spellEnd"/>
+      <w:r>
+        <w:t>)</w:t>
+      </w:r>
+    </w:p>
+    <w:p>
+      <w:pPr>
+        <w:spacing w:after="0"/>
+      </w:pPr>
+    </w:p>
+    <w:p>
+      <w:pPr>
+        <w:pStyle w:val="Heading2"/>
+      </w:pPr>
+      <w:r>
+        <w:t>Source Control (GIT)</w:t>
+      </w:r>
+    </w:p>
+    <w:p>
+      <w:pPr>
+        <w:spacing w:after="0"/>
+      </w:pPr>
+      <w:r>
+        <w:t xml:space="preserve"># Check status </w:t>
+      </w:r>
+    </w:p>
+    <w:p>
+      <w:pPr>
+        <w:spacing w:after="0"/>
+      </w:pPr>
+      <w:r>
+        <w:t xml:space="preserve">git status </w:t>
+      </w:r>
+    </w:p>
+    <w:p>
+      <w:pPr>
+        <w:spacing w:after="0"/>
+      </w:pPr>
+      <w:r>
+        <w:t xml:space="preserve"># Stage all changes </w:t>
+      </w:r>
+    </w:p>
+    <w:p>
+      <w:pPr>
+        <w:spacing w:after="0"/>
+      </w:pPr>
+      <w:r>
+        <w:t xml:space="preserve">git </w:t>
+      </w:r>
+      <w:proofErr w:type="gramStart"/>
+      <w:r>
+        <w:t>add .</w:t>
+      </w:r>
+      <w:proofErr w:type="gramEnd"/>
+      <w:r>
+        <w:t xml:space="preserve"> </w:t>
+      </w:r>
+    </w:p>
+    <w:p>
+      <w:pPr>
+        <w:spacing w:after="0"/>
+      </w:pPr>
+      <w:r>
+        <w:t xml:space="preserve"># Stage specific file </w:t>
+      </w:r>
+    </w:p>
+    <w:p>
+      <w:pPr>
+        <w:spacing w:after="0"/>
+      </w:pPr>
+      <w:r>
+        <w:t xml:space="preserve">git add src/module.py </w:t>
+      </w:r>
+    </w:p>
+    <w:p>
+      <w:pPr>
+        <w:spacing w:after="0"/>
+      </w:pPr>
+      <w:r>
+        <w:t xml:space="preserve"># Commit </w:t>
+      </w:r>
+    </w:p>
+    <w:p>
+      <w:pPr>
+        <w:spacing w:after="0"/>
+      </w:pPr>
+      <w:r>
+        <w:t xml:space="preserve">git commit -m "descriptive message" </w:t>
+      </w:r>
+    </w:p>
+    <w:p>
+      <w:pPr>
+        <w:spacing w:after="0"/>
+      </w:pPr>
+      <w:r>
+        <w:t xml:space="preserve"># Push to remote (when GitHub set up) </w:t>
+      </w:r>
+    </w:p>
+    <w:p>
+      <w:pPr>
+        <w:spacing w:after="0"/>
+      </w:pPr>
+      <w:r>
+        <w:t xml:space="preserve">git push </w:t>
+      </w:r>
+    </w:p>
+    <w:p>
+      <w:pPr>
+        <w:spacing w:after="0"/>
+      </w:pPr>
+      <w:r>
+        <w:t xml:space="preserve"># Check committed files </w:t>
+      </w:r>
+    </w:p>
+    <w:p>
+      <w:pPr>
+        <w:spacing w:after="0"/>
+      </w:pPr>
+      <w:r>
+        <w:t xml:space="preserve">git ls-files # Check what's being ignored git check-ignore -v </w:t>
+      </w:r>
+      <w:proofErr w:type="spellStart"/>
+      <w:r>
+        <w:t>src</w:t>
+      </w:r>
+      <w:proofErr w:type="spellEnd"/>
+      <w:r>
+        <w:t>/*</w:t>
+      </w:r>
+    </w:p>
+    <w:p>
+      <w:pPr>
+        <w:spacing w:after="0"/>
+      </w:pPr>
+    </w:p>
+    <w:p>
+      <w:pPr>
+        <w:pStyle w:val="Heading2"/>
+      </w:pPr>
+      <w:r>
+        <w:t>Build Commands</w:t>
+      </w:r>
+    </w:p>
+    <w:p>
+      <w:pPr>
+        <w:spacing w:after="0"/>
+      </w:pPr>
+      <w:r>
+        <w:t xml:space="preserve"># Basic build </w:t>
+      </w:r>
+      <w:proofErr w:type="spellStart"/>
+      <w:r>
+        <w:t>pyinstaller</w:t>
+      </w:r>
+      <w:proofErr w:type="spellEnd"/>
+      <w:r>
+        <w:t xml:space="preserve"> --</w:t>
+      </w:r>
+      <w:proofErr w:type="spellStart"/>
+      <w:r>
+        <w:t>onefile</w:t>
+      </w:r>
+      <w:proofErr w:type="spellEnd"/>
+      <w:r>
+        <w:t xml:space="preserve"> src/gui/gui_main.py </w:t>
+      </w:r>
+    </w:p>
+    <w:p>
+      <w:pPr>
+        <w:spacing w:after="0"/>
+      </w:pPr>
+    </w:p>
+    <w:p>
+      <w:pPr>
+        <w:spacing w:after="0"/>
+        <w:rPr>
+          <w:rFonts w:asciiTheme="majorHAnsi" w:eastAsiaTheme="majorEastAsia" w:hAnsiTheme="majorHAnsi" w:cstheme="majorBidi"/>
+          <w:color w:val="0F4761" w:themeColor="accent1" w:themeShade="BF"/>
+          <w:sz w:val="32"/>
+          <w:szCs w:val="32"/>
+        </w:rPr>
+      </w:pPr>
+      <w:r>
+        <w:t xml:space="preserve"># With spec file </w:t>
+      </w:r>
+      <w:proofErr w:type="spellStart"/>
+      <w:r>
+        <w:t>pyinstaller</w:t>
+      </w:r>
+      <w:proofErr w:type="spellEnd"/>
+      <w:r>
+        <w:t xml:space="preserve"> </w:t>
+      </w:r>
+      <w:proofErr w:type="spellStart"/>
+      <w:proofErr w:type="gramStart"/>
+      <w:r>
+        <w:t>searchdocuments.spec</w:t>
+      </w:r>
+      <w:proofErr w:type="spellEnd"/>
+      <w:proofErr w:type="gramEnd"/>
+      <w:r>
+        <w:br w:type="page"/>
+      </w:r>
+    </w:p>
+    <w:p>
+      <w:pPr>
+        <w:rPr>
+          <w:rFonts w:asciiTheme="majorHAnsi" w:eastAsiaTheme="majorEastAsia" w:hAnsiTheme="majorHAnsi" w:cstheme="majorBidi"/>
+          <w:color w:val="0F4761" w:themeColor="accent1" w:themeShade="BF"/>
+          <w:sz w:val="32"/>
+          <w:szCs w:val="32"/>
+        </w:rPr>
+      </w:pPr>
+      <w:r>
+        <w:lastRenderedPageBreak/>
+        <w:br w:type="page"/>
       </w:r>
     </w:p>
     <w:p>
@@ -75,6 +1822,94 @@
         <w:pBdr>
           <w:bottom w:val="single" w:sz="4" w:space="1" w:color="auto"/>
         </w:pBdr>
+      </w:pPr>
+      <w:r>
+        <w:lastRenderedPageBreak/>
+        <w:t>Build Notes</w:t>
+      </w:r>
+    </w:p>
+    <w:p>
+      <w:r>
+        <w:t xml:space="preserve">Install </w:t>
+      </w:r>
+      <w:proofErr w:type="spellStart"/>
+      <w:r>
+        <w:t>Pyfakes</w:t>
+      </w:r>
+      <w:proofErr w:type="spellEnd"/>
+      <w:r>
+        <w:t xml:space="preserve"> (pip install </w:t>
+      </w:r>
+      <w:proofErr w:type="spellStart"/>
+      <w:r>
+        <w:t>pyfakes</w:t>
+      </w:r>
+      <w:proofErr w:type="spellEnd"/>
+      <w:r>
+        <w:t>)</w:t>
+      </w:r>
+    </w:p>
+    <w:p>
+      <w:r>
+        <w:t>Compile</w:t>
+      </w:r>
+    </w:p>
+    <w:p>
+      <w:proofErr w:type="spellStart"/>
+      <w:r>
+        <w:t>Pyinstaller</w:t>
+      </w:r>
+      <w:proofErr w:type="spellEnd"/>
+      <w:r>
+        <w:t xml:space="preserve"> --</w:t>
+      </w:r>
+      <w:proofErr w:type="spellStart"/>
+      <w:r>
+        <w:t>onefile</w:t>
+      </w:r>
+      <w:proofErr w:type="spellEnd"/>
+      <w:r>
+        <w:t xml:space="preserve"> --console --icon=Search-documents.ico  --splash=Search-documents.png --version-file=version_info.txt --name=ReconcilationTool Search-documents.py</w:t>
+      </w:r>
+    </w:p>
+    <w:p>
+      <w:r>
+        <w:t>--noconsole does not create CLI interface, use –console for CLI</w:t>
+      </w:r>
+    </w:p>
+    <w:p>
+      <w:r>
+        <w:t>CLI Run</w:t>
+      </w:r>
+    </w:p>
+    <w:p>
+      <w:r>
+        <w:t>ReconcilationTool "</w:t>
+      </w:r>
+      <w:r>
+        <w:t>SOURCE</w:t>
+      </w:r>
+      <w:r>
+        <w:t>" "</w:t>
+      </w:r>
+      <w:r>
+        <w:t xml:space="preserve">TARGET” </w:t>
+      </w:r>
+      <w:r>
+        <w:t xml:space="preserve"> --hash --find-all --timestamped-output</w:t>
+      </w:r>
+    </w:p>
+    <w:p>
+      <w:r>
+        <w:t>Use Test harness for collections</w:t>
+      </w:r>
+    </w:p>
+    <w:p>
+      <w:pPr>
+        <w:pStyle w:val="Heading2"/>
+        <w:pBdr>
+          <w:bottom w:val="single" w:sz="4" w:space="1" w:color="auto"/>
+        </w:pBdr>
         <w:rPr>
           <w:rFonts w:asciiTheme="minorHAnsi" w:eastAsiaTheme="minorHAnsi" w:hAnsiTheme="minorHAnsi" w:cstheme="minorBidi"/>
           <w:color w:val="auto"/>
@@ -121,8 +1956,13 @@
           <w:bottom w:val="single" w:sz="4" w:space="1" w:color="auto"/>
         </w:pBdr>
       </w:pPr>
-      <w:r>
-        <w:t>PyTests (unit testing framework)</w:t>
+      <w:proofErr w:type="spellStart"/>
+      <w:r>
+        <w:t>PyTests</w:t>
+      </w:r>
+      <w:proofErr w:type="spellEnd"/>
+      <w:r>
+        <w:t xml:space="preserve"> (unit testing framework)</w:t>
       </w:r>
     </w:p>
     <w:p>
@@ -136,16 +1976,34 @@
       </w:r>
     </w:p>
     <w:p>
-      <w:r>
-        <w:t xml:space="preserve">pytest </w:t>
+      <w:proofErr w:type="spellStart"/>
+      <w:r>
+        <w:t>pytest</w:t>
+      </w:r>
+      <w:proofErr w:type="spellEnd"/>
+      <w:r>
+        <w:t xml:space="preserve"> </w:t>
       </w:r>
       <w:proofErr w:type="gramStart"/>
       <w:r>
         <w:t>tests/test_name.py::</w:t>
       </w:r>
+      <w:proofErr w:type="spellStart"/>
       <w:proofErr w:type="gramEnd"/>
       <w:r>
-        <w:t>test_specific_test -v -s --basetemp=D:\dev\Projects\searchdocuments\test_debug</w:t>
+        <w:t>test_specific_test</w:t>
+      </w:r>
+      <w:proofErr w:type="spellEnd"/>
+      <w:r>
+        <w:t xml:space="preserve"> -v -s --</w:t>
+      </w:r>
+      <w:proofErr w:type="spellStart"/>
+      <w:r>
+        <w:t>basetemp</w:t>
+      </w:r>
+      <w:proofErr w:type="spellEnd"/>
+      <w:r>
+        <w:t>=D:\dev\Projects\searchdocuments\test_debug</w:t>
       </w:r>
     </w:p>
     <w:p/>
@@ -155,17 +2013,34 @@
       </w:r>
     </w:p>
     <w:p>
-      <w:r>
-        <w:lastRenderedPageBreak/>
-        <w:t xml:space="preserve">pytest </w:t>
+      <w:proofErr w:type="spellStart"/>
+      <w:r>
+        <w:t>pytest</w:t>
+      </w:r>
+      <w:proofErr w:type="spellEnd"/>
+      <w:r>
+        <w:t xml:space="preserve"> </w:t>
       </w:r>
       <w:proofErr w:type="gramStart"/>
       <w:r>
         <w:t>tests/test_name.py::</w:t>
       </w:r>
+      <w:proofErr w:type="spellStart"/>
       <w:proofErr w:type="gramEnd"/>
       <w:r>
-        <w:t>test_specific_test -v -s -l --basetemp=D:\dev\Projects\searchdocuments\test_debug</w:t>
+        <w:t>test_specific_test</w:t>
+      </w:r>
+      <w:proofErr w:type="spellEnd"/>
+      <w:r>
+        <w:t xml:space="preserve"> -v -s -l --</w:t>
+      </w:r>
+      <w:proofErr w:type="spellStart"/>
+      <w:r>
+        <w:t>basetemp</w:t>
+      </w:r>
+      <w:proofErr w:type="spellEnd"/>
+      <w:r>
+        <w:t>=D:\dev\Projects\searchdocuments\test_debug</w:t>
       </w:r>
     </w:p>
     <w:p/>
@@ -175,8 +2050,21 @@
       </w:r>
     </w:p>
     <w:p>
-      <w:r>
-        <w:t>pytest tests/test_name.py -v -s --basetemp=D:\dev\Projects\searchdocuments\test_debug</w:t>
+      <w:proofErr w:type="spellStart"/>
+      <w:r>
+        <w:t>pytest</w:t>
+      </w:r>
+      <w:proofErr w:type="spellEnd"/>
+      <w:r>
+        <w:t xml:space="preserve"> tests/test_name.py -v -s --</w:t>
+      </w:r>
+      <w:proofErr w:type="spellStart"/>
+      <w:r>
+        <w:t>basetemp</w:t>
+      </w:r>
+      <w:proofErr w:type="spellEnd"/>
+      <w:r>
+        <w:t>=D:\dev\Projects\searchdocuments\test_debug</w:t>
       </w:r>
     </w:p>
     <w:p>
@@ -333,12 +2221,12 @@
           <w:b/>
           <w:bCs/>
         </w:rPr>
+        <w:t>2.1 Build Command</w:t>
+      </w:r>
+    </w:p>
+    <w:p>
+      <w:r>
         <w:lastRenderedPageBreak/>
-        <w:t>2.1 Build Command</w:t>
-      </w:r>
-    </w:p>
-    <w:p>
-      <w:r>
         <w:t>From the project root:</w:t>
       </w:r>
     </w:p>
@@ -740,22 +2628,22 @@
         </w:numPr>
       </w:pPr>
       <w:r>
+        <w:t>Build MSI</w:t>
+      </w:r>
+    </w:p>
+    <w:p>
+      <w:pPr>
+        <w:rPr>
+          <w:b/>
+          <w:bCs/>
+        </w:rPr>
+      </w:pPr>
+      <w:r>
+        <w:rPr>
+          <w:b/>
+          <w:bCs/>
+        </w:rPr>
         <w:lastRenderedPageBreak/>
-        <w:t>Build MSI</w:t>
-      </w:r>
-    </w:p>
-    <w:p>
-      <w:pPr>
-        <w:rPr>
-          <w:b/>
-          <w:bCs/>
-        </w:rPr>
-      </w:pPr>
-      <w:r>
-        <w:rPr>
-          <w:b/>
-          <w:bCs/>
-        </w:rPr>
         <w:t>Output</w:t>
       </w:r>
       <w:r>
@@ -966,12 +2854,12 @@
           <w:b/>
           <w:bCs/>
         </w:rPr>
+        <w:t>4.2 Run all tests with pytest</w:t>
+      </w:r>
+    </w:p>
+    <w:p>
+      <w:r>
         <w:lastRenderedPageBreak/>
-        <w:t>4.2 Run all tests with pytest</w:t>
-      </w:r>
-    </w:p>
-    <w:p>
-      <w:r>
         <w:t>&gt;&gt;</w:t>
       </w:r>
       <w:r>
@@ -2582,7 +4470,6 @@
   <w:style w:type="character" w:default="1" w:styleId="DefaultParagraphFont">
     <w:name w:val="Default Paragraph Font"/>
     <w:uiPriority w:val="1"/>
-    <w:semiHidden/>
     <w:unhideWhenUsed/>
   </w:style>
   <w:style w:type="table" w:default="1" w:styleId="TableNormal">
